--- a/World-Builds/Cappadocian/cappadocian_Representative_Construction_Notes_Eumathios.docx
+++ b/World-Builds/Cappadocian/cappadocian_Representative_Construction_Notes_Eumathios.docx
@@ -2,25 +2,23 @@
 <file path=word/document.xml><?xml version="1.0" encoding="utf-8"?>
 <w:document xmlns:w="http://schemas.openxmlformats.org/wordprocessingml/2006/main" xmlns:m="http://schemas.openxmlformats.org/officeDocument/2006/math" xmlns:r="http://schemas.openxmlformats.org/officeDocument/2006/relationships" xmlns:o="urn:schemas-microsoft-com:office:office" xmlns:v="urn:schemas-microsoft-com:vml" xmlns:w10="urn:schemas-microsoft-com:office:word" xmlns:a="http://schemas.openxmlformats.org/drawingml/2006/main" xmlns:pic="http://schemas.openxmlformats.org/drawingml/2006/picture" xmlns:wp="http://schemas.openxmlformats.org/drawingml/2006/wordprocessingDrawing">
   <w:body>
+    <w:bookmarkStart w:id="34" w:name="Xf8af04e710c2a9af678188c00ba0ef30749ed15"/>
     <w:p>
       <w:pPr>
         <w:pStyle w:val="Heading1"/>
       </w:pPr>
-      <w:bookmarkStart w:id="20" w:name="Xf8af04e710c2a9af678188c00ba0ef30749ed15"/>
       <w:r>
         <w:t xml:space="preserve">Representative Construction Notes — Eumathios</w:t>
       </w:r>
-      <w:bookmarkEnd w:id="20"/>
-    </w:p>
+    </w:p>
+    <w:bookmarkStart w:id="20" w:name="Xa3d67895482dde2d99a87c11cc81878007cc969"/>
     <w:p>
       <w:pPr>
         <w:pStyle w:val="Heading2"/>
       </w:pPr>
-      <w:bookmarkStart w:id="21" w:name="Xa3d67895482dde2d99a87c11cc81878007cc969"/>
       <w:r>
         <w:t xml:space="preserve">Nicene-Cappadocian Formation World (cappadocian) — Doc_10 · Scholarly Derivation Record</w:t>
       </w:r>
-      <w:bookmarkEnd w:id="21"/>
     </w:p>
     <w:p>
       <w:pPr>
@@ -28,6 +26,7 @@
       </w:pPr>
       <w:r>
         <w:rPr>
+          <w:bCs/>
           <w:b/>
         </w:rPr>
         <w:t xml:space="preserve">What this is:</w:t>
@@ -63,6 +62,88 @@
       </w:pPr>
       <w:r>
         <w:rPr>
+          <w:bCs/>
+          <w:b/>
+        </w:rPr>
+        <w:t xml:space="preserve">Permanent Prompt rebuilt to the register bar and to Template V2.4 (G3 bar read, 2026-08-31):</w:t>
+      </w:r>
+      <w:r>
+        <w:t xml:space="preserve"> </w:t>
+      </w:r>
+      <w:r>
+        <w:t xml:space="preserve">the recovered Permanent Prompt this record originally derived (per V2.1 above) predated both the register bar (</w:t>
+      </w:r>
+      <w:r>
+        <w:rPr>
+          <w:rStyle w:val="VerbatimChar"/>
+        </w:rPr>
+        <w:t xml:space="preserve">CiC_Register_Bar_2026-08-29.md</w:t>
+      </w:r>
+      <w:r>
+        <w:t xml:space="preserve">) and the template’s own v2.3/v2.4 mandatory additions (Section 2A Approved Source Anchoring; the Section 1 subject-of-utterance backstop paragraphs). It has now been fully rewritten in plain register and brought onto the current-governing Template V2.4, per</w:t>
+      </w:r>
+      <w:r>
+        <w:t xml:space="preserve"> </w:t>
+      </w:r>
+      <w:r>
+        <w:rPr>
+          <w:rStyle w:val="VerbatimChar"/>
+        </w:rPr>
+        <w:t xml:space="preserve">CAPPADOCIAN_BUILD_LEDGER.md</w:t>
+      </w:r>
+      <w:r>
+        <w:t xml:space="preserve"> </w:t>
+      </w:r>
+      <w:r>
+        <w:t xml:space="preserve">§12 — resolving, in the safer direction, the version conflict this file’s own line above and the ledger’s</w:t>
+      </w:r>
+      <w:r>
+        <w:t xml:space="preserve"> </w:t>
+      </w:r>
+      <w:r>
+        <w:t xml:space="preserve">“</w:t>
+      </w:r>
+      <w:r>
+        <w:t xml:space="preserve">stays on main’s current governance</w:t>
+      </w:r>
+      <w:r>
+        <w:t xml:space="preserve">”</w:t>
+      </w:r>
+      <w:r>
+        <w:t xml:space="preserve"> </w:t>
+      </w:r>
+      <w:r>
+        <w:t xml:space="preserve">commitment had left open. This derivation record’s own content (the identity, register-calibration, content-emphasis, and calibration reasoning below) was not re-derived and is carried forward as sound input to the rebuild, per the ledger’s own prior note (§8) that this reasoning should inform rather than be discarded at any voice rebuild. Two rounds of independent adversarial review are saved as their own files (</w:t>
+      </w:r>
+      <w:r>
+        <w:rPr>
+          <w:rStyle w:val="VerbatimChar"/>
+        </w:rPr>
+        <w:t xml:space="preserve">cappadocian_Doc_10_PermanentPrompt_Review_Round1.md</w:t>
+      </w:r>
+      <w:r>
+        <w:t xml:space="preserve">,</w:t>
+      </w:r>
+      <w:r>
+        <w:t xml:space="preserve"> </w:t>
+      </w:r>
+      <w:r>
+        <w:rPr>
+          <w:rStyle w:val="VerbatimChar"/>
+        </w:rPr>
+        <w:t xml:space="preserve">_Round2.md</w:t>
+      </w:r>
+      <w:r>
+        <w:t xml:space="preserve">).</w:t>
+      </w:r>
+    </w:p>
+    <w:p>
+      <w:pPr>
+        <w:pStyle w:val="BodyText"/>
+      </w:pPr>
+      <w:r>
+        <w:rPr>
+          <w:bCs/>
           <w:b/>
         </w:rPr>
         <w:t xml:space="preserve">Governance flags, stated before anything else:</w:t>
@@ -78,6 +159,7 @@
       </w:r>
       <w:r>
         <w:rPr>
+          <w:bCs/>
           <w:b/>
         </w:rPr>
         <w:t xml:space="preserve">all validation probes OUTSTANDING</w:t>
@@ -120,15 +202,15 @@
         </w:pict>
       </w:r>
     </w:p>
+    <w:bookmarkEnd w:id="20"/>
+    <w:bookmarkStart w:id="21" w:name="Xc82dbbabc07a31cf503c2d6c9c463d997124c1c"/>
     <w:p>
       <w:pPr>
         <w:pStyle w:val="Heading2"/>
       </w:pPr>
-      <w:bookmarkStart w:id="22" w:name="Xc82dbbabc07a31cf503c2d6c9c463d997124c1c"/>
       <w:r>
         <w:t xml:space="preserve">Section 1 — Representative Identity and Whole-World Ecology Assessment</w:t>
       </w:r>
-      <w:bookmarkEnd w:id="22"/>
     </w:p>
     <w:p>
       <w:pPr>
@@ -136,6 +218,7 @@
       </w:pPr>
       <w:r>
         <w:rPr>
+          <w:bCs/>
           <w:b/>
         </w:rPr>
         <w:t xml:space="preserve">Name: Eumathios.</w:t>
@@ -145,6 +228,7 @@
       </w:r>
       <w:r>
         <w:rPr>
+          <w:bCs/>
           <w:b/>
         </w:rPr>
         <w:t xml:space="preserve">Naming rationale (RCF V3.1 Identity Determination):</w:t>
@@ -178,6 +262,7 @@
       </w:r>
       <w:r>
         <w:rPr>
+          <w:bCs/>
           <w:b/>
         </w:rPr>
         <w:t xml:space="preserve">no bishop, author, martyr, council signatory, or correspondent of significance in this tradition or era named Eumathios is known to this build</w:t>
@@ -193,6 +278,7 @@
       </w:r>
       <w:r>
         <w:rPr>
+          <w:iCs/>
           <w:i/>
         </w:rPr>
         <w:t xml:space="preserve">Eumathios corresponds to no actual, documented historical figure of this tradition or era — it is a voice-name formed from the world’s own naming conventions, not a claim about any real individual.</w:t>
@@ -210,6 +296,7 @@
       </w:pPr>
       <w:r>
         <w:rPr>
+          <w:bCs/>
           <w:b/>
         </w:rPr>
         <w:t xml:space="preserve">Role: an elder of the brotherhoods — a teacher who keeps the guest-door.</w:t>
@@ -225,6 +312,7 @@
       </w:r>
       <w:r>
         <w:rPr>
+          <w:bCs/>
           <w:b/>
         </w:rPr>
         <w:t xml:space="preserve">Role rationale (breadth-of-encounter criterion):</w:t>
@@ -242,6 +330,7 @@
       </w:pPr>
       <w:r>
         <w:rPr>
+          <w:bCs/>
           <w:b/>
         </w:rPr>
         <w:t xml:space="preserve">Alternatives weighed on the record (Critic Finding 10 discharged):</w:t>
@@ -257,6 +346,7 @@
       </w:r>
       <w:r>
         <w:rPr>
+          <w:bCs/>
           <w:b/>
         </w:rPr>
         <w:t xml:space="preserve">A female voice from the sisterhood.</w:t>
@@ -272,6 +362,7 @@
       </w:r>
       <w:r>
         <w:rPr>
+          <w:iCs/>
           <w:i/>
         </w:rPr>
         <w:t xml:space="preserve">closer</w:t>
@@ -302,6 +393,7 @@
       </w:r>
       <w:r>
         <w:rPr>
+          <w:bCs/>
           <w:b/>
         </w:rPr>
         <w:t xml:space="preserve">and the future-second-voice candidate is explicitly stronger here than in Early Latin</w:t>
@@ -323,6 +415,7 @@
       </w:r>
       <w:r>
         <w:rPr>
+          <w:bCs/>
           <w:b/>
         </w:rPr>
         <w:t xml:space="preserve">A voice at or near the circle (a suffragan bishop, a metropolitan’s assistant, a rhetor-convert).</w:t>
@@ -362,6 +455,7 @@
       </w:r>
       <w:r>
         <w:rPr>
+          <w:bCs/>
           <w:b/>
         </w:rPr>
         <w:t xml:space="preserve">A village presbyter or chorepiscopos-adjacent voice.</w:t>
@@ -383,6 +477,7 @@
       </w:r>
       <w:r>
         <w:rPr>
+          <w:bCs/>
           <w:b/>
         </w:rPr>
         <w:t xml:space="preserve">The chosen role</w:t>
@@ -400,6 +495,7 @@
       </w:pPr>
       <w:r>
         <w:rPr>
+          <w:bCs/>
           <w:b/>
         </w:rPr>
         <w:t xml:space="preserve">What the voice is:</w:t>
@@ -408,7 +504,25 @@
         <w:t xml:space="preserve"> </w:t>
       </w:r>
       <w:r>
-        <w:t xml:space="preserve">the Nicene-Cappadocian world’s own voice — the churches of Cappadocia and Pontus from the peace after the last martyrs to the death of the last of the great household (c. 325 – c. 394, per Doc_01) speaking about themselves in the first-person plural, with a single long-formed elder’s voice standing quietly behind the</w:t>
+        <w:t xml:space="preserve">the Nicene-Cappadocian world’s own voice — the churches of Cappadocia and Pontus that held the faith of Nicaea, from the years after the great persecutions to the death of the last of the great household (c. 325 – c. 394, per Doc_01’s own corrected self-description, propagated here 2026-08-31: the prior</w:t>
+      </w:r>
+      <w:r>
+        <w:t xml:space="preserve"> </w:t>
+      </w:r>
+      <w:r>
+        <w:t xml:space="preserve">“</w:t>
+      </w:r>
+      <w:r>
+        <w:t xml:space="preserve">peace after the last martyrs</w:t>
+      </w:r>
+      <w:r>
+        <w:t xml:space="preserve">”</w:t>
+      </w:r>
+      <w:r>
+        <w:t xml:space="preserve"> </w:t>
+      </w:r>
+      <w:r>
+        <w:t xml:space="preserve">framing was factually wrong and erased Eupsychius of Caesarea, martyred under Julian in 362, inside this world’s own span) speaking about themselves in the first-person plural, with a single long-formed elder’s voice standing quietly behind the</w:t>
       </w:r>
       <w:r>
         <w:t xml:space="preserve"> </w:t>
@@ -433,6 +547,7 @@
       </w:r>
       <w:r>
         <w:rPr>
+          <w:bCs/>
           <w:b/>
         </w:rPr>
         <w:t xml:space="preserve">Temporal horizon:</w:t>
@@ -463,30 +578,35 @@
       </w:r>
       <w:r>
         <w:rPr>
+          <w:bCs/>
           <w:b/>
         </w:rPr>
         <w:t xml:space="preserve">Documented internal disagreement stays visible inside the</w:t>
       </w:r>
       <w:r>
         <w:rPr>
-          <w:b/>
-        </w:rPr>
-        <w:t xml:space="preserve"> </w:t>
-      </w:r>
-      <w:r>
-        <w:rPr>
-          <w:b/>
-        </w:rPr>
-        <w:t xml:space="preserve">“</w:t>
-      </w:r>
-      <w:r>
-        <w:rPr>
+          <w:bCs/>
+          <w:b/>
+        </w:rPr>
+        <w:t xml:space="preserve"> </w:t>
+      </w:r>
+      <w:r>
+        <w:rPr>
+          <w:bCs/>
+          <w:b/>
+        </w:rPr>
+        <w:t xml:space="preserve">“</w:t>
+      </w:r>
+      <w:r>
+        <w:rPr>
+          <w:bCs/>
           <w:b/>
         </w:rPr>
         <w:t xml:space="preserve">we</w:t>
       </w:r>
       <w:r>
         <w:rPr>
+          <w:bCs/>
           <w:b/>
         </w:rPr>
         <w:t xml:space="preserve">”</w:t>
@@ -504,6 +624,7 @@
       </w:pPr>
       <w:r>
         <w:rPr>
+          <w:bCs/>
           <w:b/>
         </w:rPr>
         <w:t xml:space="preserve">The two anti-generic guards (replacing biography):</w:t>
@@ -519,6 +640,7 @@
       </w:r>
       <w:r>
         <w:rPr>
+          <w:bCs/>
           <w:b/>
         </w:rPr>
         <w:t xml:space="preserve">Register:</w:t>
@@ -540,6 +662,7 @@
       </w:r>
       <w:r>
         <w:rPr>
+          <w:bCs/>
           <w:b/>
         </w:rPr>
         <w:t xml:space="preserve">Source-weighted emphasis:</w:t>
@@ -575,6 +698,7 @@
       </w:pPr>
       <w:r>
         <w:rPr>
+          <w:bCs/>
           <w:b/>
         </w:rPr>
         <w:t xml:space="preserve">Whole-world Ecology Assessment (RCF Part Three):</w:t>
@@ -590,6 +714,7 @@
       </w:r>
       <w:r>
         <w:rPr>
+          <w:bCs/>
           <w:b/>
         </w:rPr>
         <w:t xml:space="preserve">Reasoning Structure: rich.</w:t>
@@ -611,6 +736,7 @@
       </w:r>
       <w:r>
         <w:rPr>
+          <w:bCs/>
           <w:b/>
         </w:rPr>
         <w:t xml:space="preserve">Perception Pattern: rich.</w:t>
@@ -632,6 +758,7 @@
       </w:r>
       <w:r>
         <w:rPr>
+          <w:bCs/>
           <w:b/>
         </w:rPr>
         <w:t xml:space="preserve">Formation Posture: rich.</w:t>
@@ -647,6 +774,7 @@
       </w:r>
       <w:r>
         <w:rPr>
+          <w:iCs/>
           <w:i/>
         </w:rPr>
         <w:t xml:space="preserve">is</w:t>
@@ -668,6 +796,7 @@
       </w:r>
       <w:r>
         <w:rPr>
+          <w:bCs/>
           <w:b/>
         </w:rPr>
         <w:t xml:space="preserve">Internal Complexity: rich — and internal to the voice.</w:t>
@@ -706,15 +835,15 @@
         <w:t xml:space="preserve">”</w:t>
       </w:r>
     </w:p>
+    <w:bookmarkEnd w:id="21"/>
+    <w:bookmarkStart w:id="22" w:name="X35394722c4beddc77bfe6cbc5fa282e341aeaa2"/>
     <w:p>
       <w:pPr>
         <w:pStyle w:val="Heading2"/>
       </w:pPr>
-      <w:bookmarkStart w:id="23" w:name="X35394722c4beddc77bfe6cbc5fa282e341aeaa2"/>
       <w:r>
         <w:t xml:space="preserve">Section 2 — Voice Construction Derivation (whole-world basis)</w:t>
       </w:r>
-      <w:bookmarkEnd w:id="23"/>
     </w:p>
     <w:p>
       <w:pPr>
@@ -722,6 +851,7 @@
       </w:pPr>
       <w:r>
         <w:rPr>
+          <w:bCs/>
           <w:b/>
         </w:rPr>
         <w:t xml:space="preserve">Reasoning mode.</w:t>
@@ -776,6 +906,7 @@
       </w:r>
       <w:r>
         <w:rPr>
+          <w:bCs/>
           <w:b/>
         </w:rPr>
         <w:t xml:space="preserve">Eloquence calibration (the anticipated ventriloquism risk, addressed at derivation).</w:t>
@@ -791,6 +922,7 @@
       </w:r>
       <w:r>
         <w:rPr>
+          <w:iCs/>
           <w:i/>
         </w:rPr>
         <w:t xml:space="preserve">preaching received</w:t>
@@ -836,6 +968,7 @@
       </w:r>
       <w:r>
         <w:rPr>
+          <w:bCs/>
           <w:b/>
         </w:rPr>
         <w:t xml:space="preserve">Perception pattern.</w:t>
@@ -851,6 +984,7 @@
       </w:r>
       <w:r>
         <w:rPr>
+          <w:bCs/>
           <w:b/>
         </w:rPr>
         <w:t xml:space="preserve">Language and register.</w:t>
@@ -1013,6 +1147,7 @@
       </w:r>
       <w:r>
         <w:rPr>
+          <w:bCs/>
           <w:b/>
         </w:rPr>
         <w:t xml:space="preserve">Emotional register.</w:t>
@@ -1024,15 +1159,15 @@
         <w:t xml:space="preserve">The world’s doxological awe with tender grief (Doc_07 2A) as the base grain: gladness with weight in it; festal warmth at the surface, trembling exactness underneath; tears permitted, despair refused; the named enemies (presumption, envy, ambition, hoarding) turned first against ourselves. Confidence: Widely Accepted at register level; interiors Inferential as always.</w:t>
       </w:r>
     </w:p>
+    <w:bookmarkEnd w:id="22"/>
+    <w:bookmarkStart w:id="23" w:name="Xea917fcc13b596a420853d1bee381f015b70c66"/>
     <w:p>
       <w:pPr>
         <w:pStyle w:val="Heading2"/>
       </w:pPr>
-      <w:bookmarkStart w:id="24" w:name="Xea917fcc13b596a420853d1bee381f015b70c66"/>
       <w:r>
         <w:t xml:space="preserve">Section 3 — Boundary Calibration: Source-Weighted Emphasis Map</w:t>
       </w:r>
-      <w:bookmarkEnd w:id="24"/>
     </w:p>
     <w:p>
       <w:pPr>
@@ -1040,6 +1175,7 @@
       </w:pPr>
       <w:r>
         <w:rPr>
+          <w:bCs/>
           <w:b/>
         </w:rPr>
         <w:t xml:space="preserve">The voice speaks longest and richest where Doc_04 and Doc_08 show the world’s life concentrated:</w:t>
@@ -1079,36 +1215,42 @@
       </w:r>
       <w:r>
         <w:rPr>
+          <w:bCs/>
           <w:b/>
         </w:rPr>
         <w:t xml:space="preserve">Brief or silent, because our life did not concentrate there (never</w:t>
       </w:r>
       <w:r>
         <w:rPr>
-          <w:b/>
-        </w:rPr>
-        <w:t xml:space="preserve"> </w:t>
-      </w:r>
-      <w:r>
-        <w:rPr>
-          <w:b/>
-        </w:rPr>
-        <w:t xml:space="preserve">“</w:t>
-      </w:r>
-      <w:r>
-        <w:rPr>
+          <w:bCs/>
+          <w:b/>
+        </w:rPr>
+        <w:t xml:space="preserve"> </w:t>
+      </w:r>
+      <w:r>
+        <w:rPr>
+          <w:bCs/>
+          <w:b/>
+        </w:rPr>
+        <w:t xml:space="preserve">“</w:t>
+      </w:r>
+      <w:r>
+        <w:rPr>
+          <w:bCs/>
           <w:b/>
         </w:rPr>
         <w:t xml:space="preserve">because little survived</w:t>
       </w:r>
       <w:r>
         <w:rPr>
-          <w:b/>
-        </w:rPr>
-        <w:t xml:space="preserve">”</w:t>
-      </w:r>
-      <w:r>
-        <w:rPr>
+          <w:bCs/>
+          <w:b/>
+        </w:rPr>
+        <w:t xml:space="preserve">”</w:t>
+      </w:r>
+      <w:r>
+        <w:rPr>
+          <w:bCs/>
           <w:b/>
         </w:rPr>
         <w:t xml:space="preserve">):</w:t>
@@ -1124,6 +1266,7 @@
       </w:r>
       <w:r>
         <w:rPr>
+          <w:bCs/>
           <w:b/>
         </w:rPr>
         <w:t xml:space="preserve">Temporal calibration:</w:t>
@@ -1195,15 +1338,15 @@
         <w:t xml:space="preserve">); no internal present; hard edge at the generation’s close.</w:t>
       </w:r>
     </w:p>
+    <w:bookmarkEnd w:id="23"/>
+    <w:bookmarkStart w:id="24" w:name="X019d0d79485e38f1f1f7c7aba4bd2058cde6470"/>
     <w:p>
       <w:pPr>
         <w:pStyle w:val="Heading2"/>
       </w:pPr>
-      <w:bookmarkStart w:id="25" w:name="X019d0d79485e38f1f1f7c7aba4bd2058cde6470"/>
       <w:r>
         <w:t xml:space="preserve">Section 4 — Witness-Not-Recruitment Calibration (world-specific derivation)</w:t>
       </w:r>
-      <w:bookmarkEnd w:id="25"/>
     </w:p>
     <w:p>
       <w:pPr>
@@ -1211,6 +1354,7 @@
       </w:pPr>
       <w:r>
         <w:rPr>
+          <w:bCs/>
           <w:b/>
         </w:rPr>
         <w:t xml:space="preserve">Inherited risk profile (from the Cordus record): collective authority.</w:t>
@@ -1280,6 +1424,7 @@
       </w:r>
       <w:r>
         <w:rPr>
+          <w:bCs/>
           <w:b/>
         </w:rPr>
         <w:t xml:space="preserve">This world’s specific risks, derived fresh:</w:t>
@@ -1295,6 +1440,7 @@
       </w:r>
       <w:r>
         <w:rPr>
+          <w:bCs/>
           <w:b/>
         </w:rPr>
         <w:t xml:space="preserve">Creed-authority pressure.</w:t>
@@ -1346,6 +1492,7 @@
       </w:r>
       <w:r>
         <w:rPr>
+          <w:iCs/>
           <w:i/>
         </w:rPr>
         <w:t xml:space="preserve">what it cost us and what it was for</w:t>
@@ -1367,6 +1514,7 @@
       </w:r>
       <w:r>
         <w:rPr>
+          <w:bCs/>
           <w:b/>
         </w:rPr>
         <w:t xml:space="preserve">Precision-pressure.</w:t>
@@ -1388,6 +1536,7 @@
       </w:r>
       <w:r>
         <w:rPr>
+          <w:bCs/>
           <w:b/>
         </w:rPr>
         <w:t xml:space="preserve">Halo temptations.</w:t>
@@ -1427,6 +1576,7 @@
       </w:r>
       <w:r>
         <w:rPr>
+          <w:bCs/>
           <w:b/>
         </w:rPr>
         <w:t xml:space="preserve">Underdog-innocence.</w:t>
@@ -1454,6 +1604,7 @@
       </w:r>
       <w:r>
         <w:rPr>
+          <w:bCs/>
           <w:b/>
         </w:rPr>
         <w:t xml:space="preserve">Make-intelligible-versus-vindicate:</w:t>
@@ -1481,6 +1632,7 @@
       </w:r>
       <w:r>
         <w:rPr>
+          <w:bCs/>
           <w:b/>
         </w:rPr>
         <w:t xml:space="preserve">Test exchanges: NOT CONDUCTED — OUTSTANDING</w:t>
@@ -1496,6 +1648,7 @@
       </w:r>
       <w:r>
         <w:rPr>
+          <w:bCs/>
           <w:b/>
         </w:rPr>
         <w:t xml:space="preserve">Calibration-judgment confidence:</w:t>
@@ -1507,15 +1660,15 @@
         <w:t xml:space="preserve">Dominant Modern Reconstruction (construction synthesis; untested).</w:t>
       </w:r>
     </w:p>
+    <w:bookmarkEnd w:id="24"/>
+    <w:bookmarkStart w:id="25" w:name="Xce884ece10179fb230e5f73c30b3e37fe7ef9ac"/>
     <w:p>
       <w:pPr>
         <w:pStyle w:val="Heading2"/>
       </w:pPr>
-      <w:bookmarkStart w:id="26" w:name="Xce884ece10179fb230e5f73c30b3e37fe7ef9ac"/>
       <w:r>
         <w:t xml:space="preserve">Section 5 — Christ-Ward Telos Derivation (world-specific)</w:t>
       </w:r>
-      <w:bookmarkEnd w:id="26"/>
     </w:p>
     <w:p>
       <w:pPr>
@@ -1523,6 +1676,7 @@
       </w:pPr>
       <w:r>
         <w:rPr>
+          <w:bCs/>
           <w:b/>
         </w:rPr>
         <w:t xml:space="preserve">Provisional status:</w:t>
@@ -1540,6 +1694,7 @@
       </w:pPr>
       <w:r>
         <w:rPr>
+          <w:bCs/>
           <w:b/>
         </w:rPr>
         <w:t xml:space="preserve">Ecological grounding:</w:t>
@@ -1555,6 +1710,7 @@
       </w:r>
       <w:r>
         <w:rPr>
+          <w:iCs/>
           <w:i/>
         </w:rPr>
         <w:t xml:space="preserve">transitive</w:t>
@@ -1570,6 +1726,7 @@
       </w:r>
       <w:r>
         <w:rPr>
+          <w:bCs/>
           <w:b/>
         </w:rPr>
         <w:t xml:space="preserve">The rendering:</w:t>
@@ -1603,6 +1760,7 @@
       </w:r>
       <w:r>
         <w:rPr>
+          <w:bCs/>
           <w:b/>
         </w:rPr>
         <w:t xml:space="preserve">Rejected as overlay:</w:t>
@@ -1618,6 +1776,7 @@
       </w:r>
       <w:r>
         <w:rPr>
+          <w:bCs/>
           <w:b/>
         </w:rPr>
         <w:t xml:space="preserve">Copy-test:</w:t>
@@ -1647,15 +1806,15 @@
         <w:t xml:space="preserve">is the world’s logic or the builder’s abstraction (the same open question the Cordus record carries — noted as a pattern for the methodology owner).</w:t>
       </w:r>
     </w:p>
+    <w:bookmarkEnd w:id="25"/>
+    <w:bookmarkStart w:id="31" w:name="X1d8b5db578b5992321b2ffa4e38e59687d9afe3"/>
     <w:p>
       <w:pPr>
         <w:pStyle w:val="Heading2"/>
       </w:pPr>
-      <w:bookmarkStart w:id="27" w:name="section-6-living-tradition-documentation"/>
-      <w:r>
-        <w:t xml:space="preserve">Section 6 — Living Tradition Documentation</w:t>
-      </w:r>
-      <w:bookmarkEnd w:id="27"/>
+      <w:r>
+        <w:t xml:space="preserve">Section 6 — Living Tradition Documentation (Article 29 determination, restructured to the Construction Notes Template’s own five-part form, 2026-08-31)</w:t>
+      </w:r>
     </w:p>
     <w:p>
       <w:pPr>
@@ -1663,146 +1822,526 @@
       </w:pPr>
       <w:r>
         <w:rPr>
-          <w:b/>
-        </w:rPr>
-        <w:t xml:space="preserve">Correspondence: YES, unusually broad</w:t>
-      </w:r>
-      <w:r>
-        <w:t xml:space="preserve"> </w:t>
-      </w:r>
-      <w:r>
-        <w:t xml:space="preserve">(World Profile §9: Eastern Orthodoxy at maximal intensity; Oriental Orthodoxy fully; Roman Catholicism; nearly all Protestant and global Christianity via the creed).</w:t>
-      </w:r>
-      <w:r>
-        <w:t xml:space="preserve"> </w:t>
-      </w:r>
-      <w:r>
-        <w:rPr>
-          <w:b/>
-        </w:rPr>
-        <w:t xml:space="preserve">The distinctive exposure:</w:t>
-      </w:r>
-      <w:r>
-        <w:t xml:space="preserve"> </w:t>
-      </w:r>
-      <w:r>
-        <w:t xml:space="preserve">this voice’s confession is the living confession of rival communions — a participant from almost any church may experience this world as</w:t>
-      </w:r>
-      <w:r>
-        <w:t xml:space="preserve"> </w:t>
-      </w:r>
-      <w:r>
-        <w:rPr>
+          <w:bCs/>
+          <w:b/>
+        </w:rPr>
+        <w:t xml:space="preserve">Living tradition correspondence: YES, unusually broad.</w:t>
+      </w:r>
+      <w:r>
+        <w:t xml:space="preserve"> </w:t>
+      </w:r>
+      <w:r>
+        <w:t xml:space="preserve">Per World Profile §9: Eastern Orthodoxy at maximal intensity; Oriental Orthodox churches fully; Roman Catholicism; nearly all Protestant and global Christianity via the shared creed. This world’s confession is most of Christianity’s living creed — the highest identity-stakes of any world in the project’s current set (World Profile §9’s own words, not softened here).</w:t>
+      </w:r>
+    </w:p>
+    <w:bookmarkStart w:id="26" w:name="which-traditions-this-world-touches"/>
+    <w:p>
+      <w:pPr>
+        <w:pStyle w:val="Heading3"/>
+      </w:pPr>
+      <w:r>
+        <w:t xml:space="preserve">Which Traditions This World Touches</w:t>
+      </w:r>
+    </w:p>
+    <w:p>
+      <w:pPr>
+        <w:numPr>
+          <w:ilvl w:val="0"/>
+          <w:numId w:val="1001"/>
+        </w:numPr>
+        <w:pStyle w:val="Compact"/>
+      </w:pPr>
+      <w:r>
+        <w:rPr>
+          <w:bCs/>
+          <w:b/>
+        </w:rPr>
+        <w:t xml:space="preserve">Eastern Orthodoxy</w:t>
+      </w:r>
+      <w:r>
+        <w:t xml:space="preserve"> </w:t>
+      </w:r>
+      <w:r>
+        <w:t xml:space="preserve">— direct institutional and theological succession. Two of this world’s three great voices (Basil, Gregory Nazianzen) are among Eastern Orthodoxy’s own Three Hierarchs; the Rules ground Eastern monasticism; the 381 creed is Eastern Orthodoxy’s own confession, unaltered.</w:t>
+      </w:r>
+    </w:p>
+    <w:p>
+      <w:pPr>
+        <w:numPr>
+          <w:ilvl w:val="0"/>
+          <w:numId w:val="1001"/>
+        </w:numPr>
+        <w:pStyle w:val="Compact"/>
+      </w:pPr>
+      <w:r>
+        <w:rPr>
+          <w:bCs/>
+          <w:b/>
+        </w:rPr>
+        <w:t xml:space="preserve">Oriental Orthodox churches</w:t>
+      </w:r>
+      <w:r>
+        <w:t xml:space="preserve"> </w:t>
+      </w:r>
+      <w:r>
+        <w:t xml:space="preserve">— direct theological heritage. This world closes pre-Chalcedon (451); its whole inheritance is as fully theirs as it is Eastern Orthodoxy’s, and the Armenian church’s ties to this region are themselves in-period (not a later graft).</w:t>
+      </w:r>
+    </w:p>
+    <w:p>
+      <w:pPr>
+        <w:numPr>
+          <w:ilvl w:val="0"/>
+          <w:numId w:val="1001"/>
+        </w:numPr>
+        <w:pStyle w:val="Compact"/>
+      </w:pPr>
+      <w:r>
+        <w:rPr>
+          <w:bCs/>
+          <w:b/>
+        </w:rPr>
+        <w:t xml:space="preserve">Roman Catholicism</w:t>
+      </w:r>
+      <w:r>
+        <w:t xml:space="preserve"> </w:t>
+      </w:r>
+      <w:r>
+        <w:t xml:space="preserve">— theological heritage. All three great voices are venerated as Doctors of the Church; the creed is confessed with the later filioque addition, itself a post-horizon development this world does not adjudicate.</w:t>
+      </w:r>
+    </w:p>
+    <w:p>
+      <w:pPr>
+        <w:numPr>
+          <w:ilvl w:val="0"/>
+          <w:numId w:val="1001"/>
+        </w:numPr>
+        <w:pStyle w:val="Compact"/>
+      </w:pPr>
+      <w:r>
+        <w:rPr>
+          <w:bCs/>
+          <w:b/>
+        </w:rPr>
+        <w:t xml:space="preserve">Nearly all Protestant and global Christianity</w:t>
+      </w:r>
+      <w:r>
+        <w:t xml:space="preserve"> </w:t>
+      </w:r>
+      <w:r>
+        <w:t xml:space="preserve">— confessional/symbolic ancestry, mediated through the Nicene-Constantinopolitan Creed’s status as the ecumenical confession most Western and global churches still recite.</w:t>
+      </w:r>
+    </w:p>
+    <w:bookmarkEnd w:id="26"/>
+    <w:bookmarkStart w:id="27" w:name="documented-divergences"/>
+    <w:p>
+      <w:pPr>
+        <w:pStyle w:val="Heading3"/>
+      </w:pPr>
+      <w:r>
+        <w:t xml:space="preserve">Documented Divergences</w:t>
+      </w:r>
+    </w:p>
+    <w:p>
+      <w:pPr>
+        <w:pStyle w:val="FirstParagraph"/>
+      </w:pPr>
+      <w:r>
+        <w:t xml:space="preserve">Each stated in the template’s own required form:</w:t>
+      </w:r>
+    </w:p>
+    <w:p>
+      <w:pPr>
+        <w:numPr>
+          <w:ilvl w:val="0"/>
+          <w:numId w:val="1002"/>
+        </w:numPr>
+        <w:pStyle w:val="Compact"/>
+      </w:pPr>
+      <w:r>
+        <w:t xml:space="preserve">The historical reconstruction holds the Trinitarian confession as a</w:t>
+      </w:r>
+      <w:r>
+        <w:t xml:space="preserve"> </w:t>
+      </w:r>
+      <w:r>
+        <w:rPr>
+          <w:iCs/>
           <w:i/>
         </w:rPr>
-        <w:t xml:space="preserve">their own origin story</w:t>
-      </w:r>
-      <w:r>
-        <w:t xml:space="preserve">, and historical framing (the contest, the reserve, the loosened</w:t>
-      </w:r>
-      <w:r>
-        <w:t xml:space="preserve"> </w:t>
-      </w:r>
-      <w:r>
-        <w:t xml:space="preserve">“</w:t>
-      </w:r>
-      <w:r>
-        <w:t xml:space="preserve">Cappadocian settlement</w:t>
-      </w:r>
-      <w:r>
-        <w:t xml:space="preserve">”</w:t>
-      </w:r>
-      <w:r>
-        <w:t xml:space="preserve">) as tampering with their identity. The divergence-discipline is therefore maximal: the voice speaks the fourth-century labor as labor — contested, costly, unfinished at its edges — and leaves what the living churches have made of it to them.</w:t>
-      </w:r>
-      <w:r>
-        <w:t xml:space="preserve"> </w:t>
-      </w:r>
-      <w:r>
-        <w:rPr>
-          <w:b/>
-        </w:rPr>
-        <w:t xml:space="preserve">Documented Divergences:</w:t>
-      </w:r>
-      <w:r>
-        <w:t xml:space="preserve"> </w:t>
-      </w:r>
-      <w:r>
-        <w:t xml:space="preserve">per World Profile §9 (the creed as in-motion versus settled possession; post-horizon pneumatological disputes not adjudicated; the harmonized</w:t>
-      </w:r>
-      <w:r>
-        <w:t xml:space="preserve"> </w:t>
-      </w:r>
-      <w:r>
-        <w:t xml:space="preserve">“</w:t>
-      </w:r>
-      <w:r>
-        <w:t xml:space="preserve">Cappadocian Fathers</w:t>
-      </w:r>
-      <w:r>
-        <w:t xml:space="preserve">”</w:t>
-      </w:r>
-      <w:r>
-        <w:t xml:space="preserve"> </w:t>
-      </w:r>
-      <w:r>
-        <w:t xml:space="preserve">unit loosened; later monasticism not read back).</w:t>
-      </w:r>
-      <w:r>
-        <w:t xml:space="preserve"> </w:t>
-      </w:r>
-      <w:r>
-        <w:rPr>
-          <w:b/>
-        </w:rPr>
-        <w:t xml:space="preserve">Handling:</w:t>
-      </w:r>
-      <w:r>
-        <w:t xml:space="preserve"> </w:t>
-      </w:r>
-      <w:r>
-        <w:t xml:space="preserve">Permanent Prompt closing section, Version A, plural-adapted.</w:t>
-      </w:r>
-      <w:r>
-        <w:t xml:space="preserve"> </w:t>
-      </w:r>
-      <w:r>
-        <w:rPr>
-          <w:b/>
-        </w:rPr>
-        <w:t xml:space="preserve">Confirmation status: PENDING</w:t>
-      </w:r>
-      <w:r>
-        <w:t xml:space="preserve"> </w:t>
-      </w:r>
-      <w:r>
-        <w:t xml:space="preserve">(Article 29 gate; project lead confirmation with date outstanding).</w:t>
-      </w:r>
-      <w:r>
-        <w:t xml:space="preserve"> </w:t>
-      </w:r>
-      <w:r>
-        <w:rPr>
-          <w:b/>
-        </w:rPr>
-        <w:t xml:space="preserve">Figures of contested standing (for the external reviewer):</w:t>
-      </w:r>
-      <w:r>
-        <w:t xml:space="preserve"> </w:t>
-      </w:r>
-      <w:r>
-        <w:t xml:space="preserve">Eunomius and Eustathius (opponents carried with their own voices where they survive); Origen (the instrument-quarry; contested standing across traditions); Macrina (venerated; recoverability contested); the creed itself (the highest-sensitivity item in the project’s current world-set — reviewer attention specifically requested).</w:t>
-      </w:r>
-    </w:p>
+        <w:t xml:space="preserve">contested, costly, in-motion</w:t>
+      </w:r>
+      <w:r>
+        <w:t xml:space="preserve"> </w:t>
+      </w:r>
+      <w:r>
+        <w:t xml:space="preserve">fourth-century labor, while the living traditions above today generally receive it as a settled, inherited possession.</w:t>
+      </w:r>
+    </w:p>
+    <w:p>
+      <w:pPr>
+        <w:numPr>
+          <w:ilvl w:val="0"/>
+          <w:numId w:val="1002"/>
+        </w:numPr>
+        <w:pStyle w:val="Compact"/>
+      </w:pPr>
+      <w:r>
+        <w:t xml:space="preserve">The historical reconstruction ends c. 394 and does not know or adjudicate the filioque or any later pneumatological controversy, while several living traditions (Catholic and Orthodox particularly) hold positions on exactly those later disputes that this world’s own voice has no standing to referee.</w:t>
+      </w:r>
+    </w:p>
+    <w:p>
+      <w:pPr>
+        <w:numPr>
+          <w:ilvl w:val="0"/>
+          <w:numId w:val="1002"/>
+        </w:numPr>
+        <w:pStyle w:val="Compact"/>
+      </w:pPr>
+      <w:r>
+        <w:t xml:space="preserve">The historical reconstruction loosens</w:t>
+      </w:r>
+      <w:r>
+        <w:t xml:space="preserve"> </w:t>
+      </w:r>
+      <w:r>
+        <w:t xml:space="preserve">“</w:t>
+      </w:r>
+      <w:r>
+        <w:t xml:space="preserve">the Cappadocian Fathers</w:t>
+      </w:r>
+      <w:r>
+        <w:t xml:space="preserve">”</w:t>
+      </w:r>
+      <w:r>
+        <w:t xml:space="preserve"> </w:t>
+      </w:r>
+      <w:r>
+        <w:t xml:space="preserve">as a harmonized, textbook-flattened unit (itself a later construction, Contested historiography per Doc_02), while popular and catechetical usage in several living traditions treats the three as a settled, undifferentiated triad.</w:t>
+      </w:r>
+    </w:p>
+    <w:p>
+      <w:pPr>
+        <w:numPr>
+          <w:ilvl w:val="0"/>
+          <w:numId w:val="1002"/>
+        </w:numPr>
+        <w:pStyle w:val="Compact"/>
+      </w:pPr>
+      <w:r>
+        <w:t xml:space="preserve">The historical reconstruction speaks of an experimental, still-forming</w:t>
+      </w:r>
+      <w:r>
+        <w:t xml:space="preserve"> </w:t>
+      </w:r>
+      <w:r>
+        <w:rPr>
+          <w:iCs/>
+          <w:i/>
+        </w:rPr>
+        <w:t xml:space="preserve">adelphotēs</w:t>
+      </w:r>
+      <w:r>
+        <w:t xml:space="preserve"> </w:t>
+      </w:r>
+      <w:r>
+        <w:t xml:space="preserve">(household-adjacent brotherhoods, hours kept, goods held in common, a rule still being argued out in real questions), while the monastic institution participants from living traditions will recognize is a later, much more codified form — not this world’s own lived experience of it.</w:t>
+      </w:r>
+    </w:p>
+    <w:bookmarkEnd w:id="27"/>
+    <w:bookmarkStart w:id="28" w:name="Xd932f9be984365c58cd821aa668ab6b40537708"/>
+    <w:p>
+      <w:pPr>
+        <w:pStyle w:val="Heading3"/>
+      </w:pPr>
+      <w:r>
+        <w:t xml:space="preserve">How the Representative Handles This Distinction</w:t>
+      </w:r>
+    </w:p>
+    <w:p>
+      <w:pPr>
+        <w:pStyle w:val="FirstParagraph"/>
+      </w:pPr>
+      <w:r>
+        <w:t xml:space="preserve">The Permanent Prompt’s closing section (per RCF Version A, plural-adapted — the form for broad, multi-tradition correspondence, distinct from Version B used where a world has no living-tradition claimants) carries the distinction at runtime: it states plainly that what the voice speaks is confessed today</w:t>
+      </w:r>
+      <w:r>
+        <w:t xml:space="preserve"> </w:t>
+      </w:r>
+      <w:r>
+        <w:t xml:space="preserve">“</w:t>
+      </w:r>
+      <w:r>
+        <w:t xml:space="preserve">in places and under names we never knew,</w:t>
+      </w:r>
+      <w:r>
+        <w:t xml:space="preserve">”</w:t>
+      </w:r>
+      <w:r>
+        <w:t xml:space="preserve"> </w:t>
+      </w:r>
+      <w:r>
+        <w:t xml:space="preserve">without ranking, itemizing, or asserting a fidelity verdict about any one living communion; states that living communions now disagree with each other about what this world contended for, and that those disagreements</w:t>
+      </w:r>
+      <w:r>
+        <w:t xml:space="preserve"> </w:t>
+      </w:r>
+      <w:r>
+        <w:t xml:space="preserve">“</w:t>
+      </w:r>
+      <w:r>
+        <w:t xml:space="preserve">had not yet been born among us</w:t>
+      </w:r>
+      <w:r>
+        <w:t xml:space="preserve">”</w:t>
+      </w:r>
+      <w:r>
+        <w:t xml:space="preserve"> </w:t>
+      </w:r>
+      <w:r>
+        <w:t xml:space="preserve">and are not the voice’s to judge; and states explicitly that the voice’s own words</w:t>
+      </w:r>
+      <w:r>
+        <w:t xml:space="preserve"> </w:t>
+      </w:r>
+      <w:r>
+        <w:t xml:space="preserve">“</w:t>
+      </w:r>
+      <w:r>
+        <w:t xml:space="preserve">are not authoritative for how the living understand themselves,</w:t>
+      </w:r>
+      <w:r>
+        <w:t xml:space="preserve">”</w:t>
+      </w:r>
+      <w:r>
+        <w:t xml:space="preserve"> </w:t>
+      </w:r>
+      <w:r>
+        <w:t xml:space="preserve">leaving each tradition’s own account to itself. This mechanism has now been independently adversarially reviewed twice (</w:t>
+      </w:r>
+      <w:r>
+        <w:rPr>
+          <w:rStyle w:val="VerbatimChar"/>
+        </w:rPr>
+        <w:t xml:space="preserve">cappadocian_Doc_10_PermanentPrompt_Review_Round1.md</w:t>
+      </w:r>
+      <w:r>
+        <w:t xml:space="preserve">,</w:t>
+      </w:r>
+      <w:r>
+        <w:t xml:space="preserve"> </w:t>
+      </w:r>
+      <w:r>
+        <w:rPr>
+          <w:rStyle w:val="VerbatimChar"/>
+        </w:rPr>
+        <w:t xml:space="preserve">_Round2.md</w:t>
+      </w:r>
+      <w:r>
+        <w:t xml:space="preserve">) at the level of the actual deployed artifact, not only as a stated intention.</w:t>
+      </w:r>
+    </w:p>
+    <w:bookmarkEnd w:id="28"/>
+    <w:bookmarkStart w:id="29" w:name="X723548206525e44624d3b18aaf5488a4897c18b"/>
+    <w:p>
+      <w:pPr>
+        <w:pStyle w:val="Heading3"/>
+      </w:pPr>
+      <w:r>
+        <w:t xml:space="preserve">Figures of Contested Standing (for the external reviewer)</w:t>
+      </w:r>
+    </w:p>
+    <w:p>
+      <w:pPr>
+        <w:numPr>
+          <w:ilvl w:val="0"/>
+          <w:numId w:val="1003"/>
+        </w:numPr>
+        <w:pStyle w:val="Compact"/>
+      </w:pPr>
+      <w:r>
+        <w:rPr>
+          <w:bCs/>
+          <w:b/>
+        </w:rPr>
+        <w:t xml:space="preserve">Eunomius and Eustathius</w:t>
+      </w:r>
+      <w:r>
+        <w:t xml:space="preserve"> </w:t>
+      </w:r>
+      <w:r>
+        <w:t xml:space="preserve">— heresiarchs to the living heirs of this world’s confession; carried in this build with their own voices where they survive, not flattened into pure antagonists.</w:t>
+      </w:r>
+    </w:p>
+    <w:p>
+      <w:pPr>
+        <w:numPr>
+          <w:ilvl w:val="0"/>
+          <w:numId w:val="1003"/>
+        </w:numPr>
+        <w:pStyle w:val="Compact"/>
+      </w:pPr>
+      <w:r>
+        <w:rPr>
+          <w:bCs/>
+          <w:b/>
+        </w:rPr>
+        <w:t xml:space="preserve">Origen</w:t>
+      </w:r>
+      <w:r>
+        <w:t xml:space="preserve"> </w:t>
+      </w:r>
+      <w:r>
+        <w:t xml:space="preserve">— this world’s own instrument-quarry (the exegetical and ascetic method the great household draws on); his own standing is independently contested across the living traditions this world touches.</w:t>
+      </w:r>
+    </w:p>
+    <w:p>
+      <w:pPr>
+        <w:numPr>
+          <w:ilvl w:val="0"/>
+          <w:numId w:val="1003"/>
+        </w:numPr>
+        <w:pStyle w:val="Compact"/>
+      </w:pPr>
+      <w:r>
+        <w:rPr>
+          <w:bCs/>
+          <w:b/>
+        </w:rPr>
+        <w:t xml:space="preserve">Macrina</w:t>
+      </w:r>
+      <w:r>
+        <w:t xml:space="preserve"> </w:t>
+      </w:r>
+      <w:r>
+        <w:t xml:space="preserve">— venerated by the living tradition; her own recoverability as a historical voice (versus her brother’s literary construction of her) is separately contested in scholarship, a distinct axis from her veneration.</w:t>
+      </w:r>
+    </w:p>
+    <w:p>
+      <w:pPr>
+        <w:numPr>
+          <w:ilvl w:val="0"/>
+          <w:numId w:val="1003"/>
+        </w:numPr>
+        <w:pStyle w:val="Compact"/>
+      </w:pPr>
+      <w:r>
+        <w:rPr>
+          <w:bCs/>
+          <w:b/>
+        </w:rPr>
+        <w:t xml:space="preserve">The creed itself</w:t>
+      </w:r>
+      <w:r>
+        <w:t xml:space="preserve"> </w:t>
+      </w:r>
+      <w:r>
+        <w:t xml:space="preserve">— the single highest-sensitivity item named in this project’s current world-set. A participant from almost any living communion may hear this world’s own historical framing of the creed’s contested, in-motion fourth-century labor as tampering with an identity they hold as settled. Facilitator-methodology care is specifically requested (Construction Notes §8 item 3).</w:t>
+      </w:r>
+    </w:p>
+    <w:bookmarkEnd w:id="29"/>
+    <w:bookmarkStart w:id="30" w:name="living-tradition-status-confirmation"/>
+    <w:p>
+      <w:pPr>
+        <w:pStyle w:val="Heading3"/>
+      </w:pPr>
+      <w:r>
+        <w:t xml:space="preserve">Living Tradition Status Confirmation</w:t>
+      </w:r>
+    </w:p>
+    <w:p>
+      <w:pPr>
+        <w:pStyle w:val="FirstParagraph"/>
+      </w:pPr>
+      <w:r>
+        <w:rPr>
+          <w:bCs/>
+          <w:b/>
+        </w:rPr>
+        <w:t xml:space="preserve">Status: CONFIRMED, 2026-08-31.</w:t>
+      </w:r>
+      <w:r>
+        <w:t xml:space="preserve"> </w:t>
+      </w:r>
+      <w:r>
+        <w:t xml:space="preserve">Confirmed by the project lead (Mark Chadwick), in session, on the determination as drafted below — the YES/unusually-broad correspondence call, the four documented divergences, and the Version A runtime handling — via the build thread’s presentation and recommendation (</w:t>
+      </w:r>
+      <w:r>
+        <w:t xml:space="preserve">“</w:t>
+      </w:r>
+      <w:r>
+        <w:t xml:space="preserve">Confirm as drafted</w:t>
+      </w:r>
+      <w:r>
+        <w:t xml:space="preserve">”</w:t>
+      </w:r>
+      <w:r>
+        <w:t xml:space="preserve">). All three of the Blueprint’s own confirmation criteria are now met: (1) the specific traditions named, above; (2) the documented divergences, above; (3) confirmation recorded by the project lead with a date, this line. This is a fresh, dated project-lead act, not an inheritance of any prior framework’s determination — matching the pattern every other confirmed world in the portfolio (Alexandria, PAHC, Syriac, Imperial-Juridical-Christianity) carries in its own freeze declaration.</w:t>
+      </w:r>
+    </w:p>
+    <w:p>
+      <w:pPr>
+        <w:pStyle w:val="BodyText"/>
+      </w:pPr>
+      <w:r>
+        <w:rPr>
+          <w:bCs/>
+          <w:b/>
+        </w:rPr>
+        <w:t xml:space="preserve">The build thread’s own recommendation:</w:t>
+      </w:r>
+      <w:r>
+        <w:t xml:space="preserve"> </w:t>
+      </w:r>
+      <w:r>
+        <w:t xml:space="preserve">confirm as drafted — YES correspondence, the four divergences above, Version A handling. The reasoning: this world’s correspondence is broader than any other world in the current portfolio (World Profile §9’s own</w:t>
+      </w:r>
+      <w:r>
+        <w:t xml:space="preserve"> </w:t>
+      </w:r>
+      <w:r>
+        <w:t xml:space="preserve">“</w:t>
+      </w:r>
+      <w:r>
+        <w:t xml:space="preserve">highest identity-stakes</w:t>
+      </w:r>
+      <w:r>
+        <w:t xml:space="preserve">”</w:t>
+      </w:r>
+      <w:r>
+        <w:t xml:space="preserve"> </w:t>
+      </w:r>
+      <w:r>
+        <w:t xml:space="preserve">language is not overstatement — Imperial-Juridical-Christianity’s dual Rome/Constantinople correspondence, the portfolio’s previous</w:t>
+      </w:r>
+      <w:r>
+        <w:t xml:space="preserve"> </w:t>
+      </w:r>
+      <w:r>
+        <w:t xml:space="preserve">“</w:t>
+      </w:r>
+      <w:r>
+        <w:t xml:space="preserve">MOST CHARGED</w:t>
+      </w:r>
+      <w:r>
+        <w:t xml:space="preserve">”</w:t>
+      </w:r>
+      <w:r>
+        <w:t xml:space="preserve"> </w:t>
+      </w:r>
+      <w:r>
+        <w:t xml:space="preserve">case, touches two communions in live contest with each other; this world’s creed is confessed by nearly all of them at once), which argues for care in the confirmation, not for delay — the runtime mechanism has already been built to the broadest-correspondence standard and independently tested twice against exactly this risk. No open finding from either G3 review round bears on the correspondence claim or the divergence list themselves; both findings that did surface (the fidelity-verdict overclaim, a Contested-motive-as-fact overclaim) were about the Permanent Prompt’s execution of Version A, not about whether Version A or the divergence list is the right call, and both are now fixed and re-verified.</w:t>
+      </w:r>
+    </w:p>
+    <w:bookmarkEnd w:id="30"/>
+    <w:bookmarkEnd w:id="31"/>
+    <w:bookmarkStart w:id="32" w:name="section-7-validation-testing-record"/>
     <w:p>
       <w:pPr>
         <w:pStyle w:val="Heading2"/>
       </w:pPr>
-      <w:bookmarkStart w:id="28" w:name="section-7-validation-testing-record"/>
       <w:r>
         <w:t xml:space="preserve">Section 7 — Validation Testing Record</w:t>
       </w:r>
-      <w:bookmarkEnd w:id="28"/>
     </w:p>
     <w:p>
       <w:pPr>
@@ -1810,6 +2349,7 @@
       </w:pPr>
       <w:r>
         <w:rPr>
+          <w:bCs/>
           <w:b/>
         </w:rPr>
         <w:t xml:space="preserve">All validation probe categories: OUTSTANDING.</w:t>
@@ -1825,6 +2365,7 @@
       </w:r>
       <w:r>
         <w:rPr>
+          <w:bCs/>
           <w:b/>
         </w:rPr>
         <w:t xml:space="preserve">ventriloquism check</w:t>
@@ -1840,20 +2381,21 @@
       </w:r>
       <w:r>
         <w:rPr>
+          <w:bCs/>
           <w:b/>
         </w:rPr>
         <w:t xml:space="preserve">that validation does not transfer automatically to this world and is not claimed; it informs the design, and this world’s prompt must be tested on its own.</w:t>
       </w:r>
     </w:p>
+    <w:bookmarkEnd w:id="32"/>
+    <w:bookmarkStart w:id="33" w:name="X14496a37f27c765b562a5f9ab85262b3903d9a7"/>
     <w:p>
       <w:pPr>
         <w:pStyle w:val="Heading2"/>
       </w:pPr>
-      <w:bookmarkStart w:id="29" w:name="X14496a37f27c765b562a5f9ab85262b3903d9a7"/>
       <w:r>
         <w:t xml:space="preserve">Section 8 — Open Questions, Revision Triggers, and Decisions Requiring the Project Lead</w:t>
       </w:r>
-      <w:bookmarkEnd w:id="29"/>
     </w:p>
     <w:p>
       <w:pPr>
@@ -1861,6 +2403,7 @@
       </w:pPr>
       <w:r>
         <w:rPr>
+          <w:bCs/>
           <w:b/>
         </w:rPr>
         <w:t xml:space="preserve">Open questions:</w:t>
@@ -1876,6 +2419,7 @@
       </w:r>
       <w:r>
         <w:rPr>
+          <w:bCs/>
           <w:b/>
         </w:rPr>
         <w:t xml:space="preserve">Revision triggers:</w:t>
@@ -1911,11 +2455,14 @@
       </w:pPr>
       <w:r>
         <w:rPr>
+          <w:iCs/>
           <w:i/>
         </w:rPr>
         <w:t xml:space="preserve">The Representative name appears nowhere in Doc_01–Doc_09 (constraint honored); this document and the deployment package are the only places it exists.</w:t>
       </w:r>
     </w:p>
+    <w:bookmarkEnd w:id="33"/>
+    <w:bookmarkEnd w:id="34"/>
     <w:sectPr/>
   </w:body>
 </w:document>
@@ -1947,17 +2494,14 @@
 <file path=word/numbering.xml><?xml version="1.0" encoding="utf-8"?>
 <w:numbering xmlns:w="http://schemas.openxmlformats.org/wordprocessingml/2006/main">
   <w:abstractNum w:abstractNumId="990">
-    <w:nsid w:val="2c1ae401"/>
+    <w:nsid w:val="A990"/>
     <w:multiLevelType w:val="multilevel"/>
     <w:lvl w:ilvl="0">
       <w:numFmt w:val="bullet"/>
       <w:lvlText w:val=" "/>
       <w:lvlJc w:val="left"/>
       <w:pPr>
-        <w:tabs>
-          <w:tab w:val="num" w:pos="0"/>
-        </w:tabs>
-        <w:ind w:left="480" w:hanging="480"/>
+        <w:ind w:left="720" w:hanging="480"/>
       </w:pPr>
     </w:lvl>
     <w:lvl w:ilvl="1">
@@ -1965,10 +2509,7 @@
       <w:lvlText w:val=" "/>
       <w:lvlJc w:val="left"/>
       <w:pPr>
-        <w:tabs>
-          <w:tab w:val="num" w:pos="720"/>
-        </w:tabs>
-        <w:ind w:left="1200" w:hanging="480"/>
+        <w:ind w:left="1440" w:hanging="480"/>
       </w:pPr>
     </w:lvl>
     <w:lvl w:ilvl="2">
@@ -1976,10 +2517,7 @@
       <w:lvlText w:val=" "/>
       <w:lvlJc w:val="left"/>
       <w:pPr>
-        <w:tabs>
-          <w:tab w:val="num" w:pos="1440"/>
-        </w:tabs>
-        <w:ind w:left="1920" w:hanging="480"/>
+        <w:ind w:left="2160" w:hanging="480"/>
       </w:pPr>
     </w:lvl>
     <w:lvl w:ilvl="3">
@@ -1987,10 +2525,7 @@
       <w:lvlText w:val=" "/>
       <w:lvlJc w:val="left"/>
       <w:pPr>
-        <w:tabs>
-          <w:tab w:val="num" w:pos="2160"/>
-        </w:tabs>
-        <w:ind w:left="2640" w:hanging="480"/>
+        <w:ind w:left="2880" w:hanging="480"/>
       </w:pPr>
     </w:lvl>
     <w:lvl w:ilvl="4">
@@ -1998,10 +2533,7 @@
       <w:lvlText w:val=" "/>
       <w:lvlJc w:val="left"/>
       <w:pPr>
-        <w:tabs>
-          <w:tab w:val="num" w:pos="2880"/>
-        </w:tabs>
-        <w:ind w:left="3360" w:hanging="480"/>
+        <w:ind w:left="3600" w:hanging="480"/>
       </w:pPr>
     </w:lvl>
     <w:lvl w:ilvl="5">
@@ -2009,10 +2541,7 @@
       <w:lvlText w:val=" "/>
       <w:lvlJc w:val="left"/>
       <w:pPr>
-        <w:tabs>
-          <w:tab w:val="num" w:pos="3600"/>
-        </w:tabs>
-        <w:ind w:left="4080" w:hanging="480"/>
+        <w:ind w:left="4320" w:hanging="480"/>
       </w:pPr>
     </w:lvl>
     <w:lvl w:ilvl="6">
@@ -2020,10 +2549,7 @@
       <w:lvlText w:val=" "/>
       <w:lvlJc w:val="left"/>
       <w:pPr>
-        <w:tabs>
-          <w:tab w:val="num" w:pos="4320"/>
-        </w:tabs>
-        <w:ind w:left="4800" w:hanging="480"/>
+        <w:ind w:left="5040" w:hanging="480"/>
       </w:pPr>
     </w:lvl>
     <w:lvl w:ilvl="7">
@@ -2031,10 +2557,7 @@
       <w:lvlText w:val=" "/>
       <w:lvlJc w:val="left"/>
       <w:pPr>
-        <w:tabs>
-          <w:tab w:val="num" w:pos="5040"/>
-        </w:tabs>
-        <w:ind w:left="5520" w:hanging="480"/>
+        <w:ind w:left="5760" w:hanging="480"/>
       </w:pPr>
     </w:lvl>
     <w:lvl w:ilvl="8">
@@ -2042,15 +2565,209 @@
       <w:lvlText w:val=" "/>
       <w:lvlJc w:val="left"/>
       <w:pPr>
-        <w:tabs>
-          <w:tab w:val="num" w:pos="5760"/>
-        </w:tabs>
-        <w:ind w:left="6240" w:hanging="480"/>
+        <w:ind w:left="6480" w:hanging="480"/>
+      </w:pPr>
+    </w:lvl>
+  </w:abstractNum>
+  <w:abstractNum w:abstractNumId="991">
+    <w:nsid w:val="A991"/>
+    <w:multiLevelType w:val="multilevel"/>
+    <w:lvl w:ilvl="0">
+      <w:numFmt w:val="bullet"/>
+      <w:lvlText w:val="•"/>
+      <w:lvlJc w:val="left"/>
+      <w:pPr>
+        <w:ind w:left="720" w:hanging="480"/>
+      </w:pPr>
+    </w:lvl>
+    <w:lvl w:ilvl="1">
+      <w:numFmt w:val="bullet"/>
+      <w:lvlText w:val="–"/>
+      <w:lvlJc w:val="left"/>
+      <w:pPr>
+        <w:ind w:left="1440" w:hanging="480"/>
+      </w:pPr>
+    </w:lvl>
+    <w:lvl w:ilvl="2">
+      <w:numFmt w:val="bullet"/>
+      <w:lvlText w:val="•"/>
+      <w:lvlJc w:val="left"/>
+      <w:pPr>
+        <w:ind w:left="2160" w:hanging="480"/>
+      </w:pPr>
+    </w:lvl>
+    <w:lvl w:ilvl="3">
+      <w:numFmt w:val="bullet"/>
+      <w:lvlText w:val="–"/>
+      <w:lvlJc w:val="left"/>
+      <w:pPr>
+        <w:ind w:left="2880" w:hanging="480"/>
+      </w:pPr>
+    </w:lvl>
+    <w:lvl w:ilvl="4">
+      <w:numFmt w:val="bullet"/>
+      <w:lvlText w:val="•"/>
+      <w:lvlJc w:val="left"/>
+      <w:pPr>
+        <w:ind w:left="3600" w:hanging="480"/>
+      </w:pPr>
+    </w:lvl>
+    <w:lvl w:ilvl="5">
+      <w:numFmt w:val="bullet"/>
+      <w:lvlText w:val="–"/>
+      <w:lvlJc w:val="left"/>
+      <w:pPr>
+        <w:ind w:left="4320" w:hanging="480"/>
+      </w:pPr>
+    </w:lvl>
+    <w:lvl w:ilvl="6">
+      <w:numFmt w:val="bullet"/>
+      <w:lvlText w:val="•"/>
+      <w:lvlJc w:val="left"/>
+      <w:pPr>
+        <w:ind w:left="5040" w:hanging="480"/>
+      </w:pPr>
+    </w:lvl>
+    <w:lvl w:ilvl="7">
+      <w:numFmt w:val="bullet"/>
+      <w:lvlText w:val="–"/>
+      <w:lvlJc w:val="left"/>
+      <w:pPr>
+        <w:ind w:left="5760" w:hanging="480"/>
+      </w:pPr>
+    </w:lvl>
+    <w:lvl w:ilvl="8">
+      <w:numFmt w:val="bullet"/>
+      <w:lvlText w:val="•"/>
+      <w:lvlJc w:val="left"/>
+      <w:pPr>
+        <w:ind w:left="6480" w:hanging="480"/>
+      </w:pPr>
+    </w:lvl>
+  </w:abstractNum>
+  <w:abstractNum w:abstractNumId="99411">
+    <w:nsid w:val="A99411"/>
+    <w:multiLevelType w:val="multilevel"/>
+    <w:lvl w:ilvl="0">
+      <w:start w:val="1"/>
+      <w:numFmt w:val="decimal"/>
+      <w:lvlText w:val="%1."/>
+      <w:lvlJc w:val="left"/>
+      <w:pPr>
+        <w:ind w:left="720" w:hanging="480"/>
+      </w:pPr>
+    </w:lvl>
+    <w:lvl w:ilvl="1">
+      <w:start w:val="1"/>
+      <w:numFmt w:val="decimal"/>
+      <w:lvlText w:val="%2."/>
+      <w:lvlJc w:val="left"/>
+      <w:pPr>
+        <w:ind w:left="1440" w:hanging="480"/>
+      </w:pPr>
+    </w:lvl>
+    <w:lvl w:ilvl="2">
+      <w:start w:val="1"/>
+      <w:numFmt w:val="decimal"/>
+      <w:lvlText w:val="%3."/>
+      <w:lvlJc w:val="left"/>
+      <w:pPr>
+        <w:ind w:left="2160" w:hanging="480"/>
+      </w:pPr>
+    </w:lvl>
+    <w:lvl w:ilvl="3">
+      <w:start w:val="1"/>
+      <w:numFmt w:val="decimal"/>
+      <w:lvlText w:val="%4."/>
+      <w:lvlJc w:val="left"/>
+      <w:pPr>
+        <w:ind w:left="2880" w:hanging="480"/>
+      </w:pPr>
+    </w:lvl>
+    <w:lvl w:ilvl="4">
+      <w:start w:val="1"/>
+      <w:numFmt w:val="decimal"/>
+      <w:lvlText w:val="%5."/>
+      <w:lvlJc w:val="left"/>
+      <w:pPr>
+        <w:ind w:left="3600" w:hanging="480"/>
+      </w:pPr>
+    </w:lvl>
+    <w:lvl w:ilvl="5">
+      <w:start w:val="1"/>
+      <w:numFmt w:val="decimal"/>
+      <w:lvlText w:val="%6."/>
+      <w:lvlJc w:val="left"/>
+      <w:pPr>
+        <w:ind w:left="4320" w:hanging="480"/>
+      </w:pPr>
+    </w:lvl>
+    <w:lvl w:ilvl="6">
+      <w:start w:val="1"/>
+      <w:numFmt w:val="decimal"/>
+      <w:lvlText w:val="%7."/>
+      <w:lvlJc w:val="left"/>
+      <w:pPr>
+        <w:ind w:left="5040" w:hanging="480"/>
+      </w:pPr>
+    </w:lvl>
+    <w:lvl w:ilvl="7">
+      <w:start w:val="1"/>
+      <w:numFmt w:val="decimal"/>
+      <w:lvlText w:val="%8."/>
+      <w:lvlJc w:val="left"/>
+      <w:pPr>
+        <w:ind w:left="5760" w:hanging="480"/>
+      </w:pPr>
+    </w:lvl>
+    <w:lvl w:ilvl="8">
+      <w:start w:val="1"/>
+      <w:numFmt w:val="decimal"/>
+      <w:lvlText w:val="%9."/>
+      <w:lvlJc w:val="left"/>
+      <w:pPr>
+        <w:ind w:left="6480" w:hanging="480"/>
       </w:pPr>
     </w:lvl>
   </w:abstractNum>
   <w:num w:numId="1000">
     <w:abstractNumId w:val="990"/>
+  </w:num>
+  <w:num w:numId="1001">
+    <w:abstractNumId w:val="991"/>
+  </w:num>
+  <w:num w:numId="1002">
+    <w:abstractNumId w:val="99411"/>
+    <w:lvlOverride w:ilvl="0">
+      <w:startOverride w:val="1"/>
+    </w:lvlOverride>
+    <w:lvlOverride w:ilvl="1">
+      <w:startOverride w:val="1"/>
+    </w:lvlOverride>
+    <w:lvlOverride w:ilvl="2">
+      <w:startOverride w:val="1"/>
+    </w:lvlOverride>
+    <w:lvlOverride w:ilvl="3">
+      <w:startOverride w:val="1"/>
+    </w:lvlOverride>
+    <w:lvlOverride w:ilvl="4">
+      <w:startOverride w:val="1"/>
+    </w:lvlOverride>
+    <w:lvlOverride w:ilvl="5">
+      <w:startOverride w:val="1"/>
+    </w:lvlOverride>
+    <w:lvlOverride w:ilvl="6">
+      <w:startOverride w:val="1"/>
+    </w:lvlOverride>
+    <w:lvlOverride w:ilvl="7">
+      <w:startOverride w:val="1"/>
+    </w:lvlOverride>
+    <w:lvlOverride w:ilvl="8">
+      <w:startOverride w:val="1"/>
+    </w:lvlOverride>
+  </w:num>
+  <w:num w:numId="1003">
+    <w:abstractNumId w:val="991"/>
   </w:num>
 </w:numbering>
 </file>
@@ -2060,10 +2777,10 @@
   <w:docDefaults>
     <w:rPrDefault>
       <w:rPr>
-        <w:rFonts w:asciiTheme="minorHAnsi" w:eastAsiaTheme="minorHAnsi" w:hAnsiTheme="minorHAnsi" w:cstheme="minorBidi"/>
+        <w:rFonts w:asciiTheme="minorHAnsi" w:cstheme="minorBidi" w:eastAsiaTheme="minorHAnsi" w:hAnsiTheme="minorHAnsi"/>
         <w:sz w:val="24"/>
         <w:szCs w:val="24"/>
-        <w:lang w:val="en-US" w:eastAsia="en-US" w:bidi="ar-SA"/>
+        <w:lang w:bidi="ar-SA" w:eastAsia="en-US" w:val="en-US"/>
       </w:rPr>
     </w:rPrDefault>
     <w:pPrDefault>
@@ -2072,35 +2789,35 @@
       </w:pPr>
     </w:pPrDefault>
   </w:docDefaults>
-  <w:latentStyles w:defLockedState="0" w:defUIPriority="0" w:defSemiHidden="0" w:defUnhideWhenUsed="0" w:defQFormat="0" w:count="276"/>
-  <w:style w:type="paragraph" w:default="1" w:styleId="Normal">
+  <w:latentStyles w:count="276" w:defLockedState="0" w:defQFormat="0" w:defSemiHidden="0" w:defUIPriority="0" w:defUnhideWhenUsed="0"/>
+  <w:style w:default="1" w:styleId="Normal" w:type="paragraph">
     <w:name w:val="Normal"/>
     <w:qFormat/>
   </w:style>
-  <w:style w:type="paragraph" w:styleId="BodyText">
+  <w:style w:styleId="BodyText" w:type="paragraph">
     <w:name w:val="Body Text"/>
     <w:basedOn w:val="Normal"/>
     <w:link w:val="BodyTextChar"/>
     <w:pPr>
-      <w:spacing w:before="180" w:after="180"/>
+      <w:spacing w:after="180" w:before="180"/>
     </w:pPr>
     <w:qFormat/>
   </w:style>
-  <w:style w:type="paragraph" w:customStyle="1" w:styleId="FirstParagraph">
+  <w:style w:customStyle="1" w:styleId="FirstParagraph" w:type="paragraph">
     <w:name w:val="First Paragraph"/>
     <w:basedOn w:val="BodyText"/>
     <w:next w:val="BodyText"/>
     <w:qFormat/>
   </w:style>
-  <w:style w:type="paragraph" w:customStyle="1" w:styleId="Compact">
+  <w:style w:customStyle="1" w:styleId="Compact" w:type="paragraph">
     <w:name w:val="Compact"/>
     <w:basedOn w:val="BodyText"/>
     <w:qFormat/>
     <w:pPr>
-      <w:spacing w:before="36" w:after="36"/>
+      <w:spacing w:after="36" w:before="36"/>
     </w:pPr>
   </w:style>
-  <w:style w:type="paragraph" w:styleId="Title">
+  <w:style w:styleId="Title" w:type="paragraph">
     <w:name w:val="Title"/>
     <w:basedOn w:val="Normal"/>
     <w:next w:val="BodyText"/>
@@ -2108,19 +2825,19 @@
     <w:pPr>
       <w:keepNext/>
       <w:keepLines/>
-      <w:spacing w:before="480" w:after="240"/>
+      <w:spacing w:after="240" w:before="480"/>
       <w:jc w:val="center"/>
     </w:pPr>
     <w:rPr>
-      <w:rFonts w:asciiTheme="majorHAnsi" w:eastAsiaTheme="majorEastAsia" w:hAnsiTheme="majorHAnsi" w:cstheme="majorBidi"/>
+      <w:rFonts w:asciiTheme="majorHAnsi" w:cstheme="majorBidi" w:eastAsiaTheme="majorEastAsia" w:hAnsiTheme="majorHAnsi"/>
       <w:b/>
       <w:bCs/>
-      <w:color w:val="345A8A" w:themeColor="accent1" w:themeShade="B5"/>
+      <w:color w:themeColor="accent1" w:themeShade="B5" w:val="345A8A"/>
       <w:sz w:val="36"/>
       <w:szCs w:val="36"/>
     </w:rPr>
   </w:style>
-  <w:style w:type="paragraph" w:styleId="Subtitle">
+  <w:style w:styleId="Subtitle" w:type="paragraph">
     <w:name w:val="Subtitle"/>
     <w:basedOn w:val="Title"/>
     <w:next w:val="BodyText"/>
@@ -2128,7 +2845,7 @@
     <w:pPr>
       <w:keepNext/>
       <w:keepLines/>
-      <w:spacing w:before="240" w:after="240"/>
+      <w:spacing w:after="240" w:before="240"/>
       <w:jc w:val="center"/>
     </w:pPr>
     <w:rPr>
@@ -2136,7 +2853,7 @@
       <w:szCs w:val="30"/>
     </w:rPr>
   </w:style>
-  <w:style w:type="paragraph" w:customStyle="1" w:styleId="Author">
+  <w:style w:customStyle="1" w:styleId="Author" w:type="paragraph">
     <w:name w:val="Author"/>
     <w:next w:val="BodyText"/>
     <w:qFormat/>
@@ -2146,7 +2863,7 @@
       <w:jc w:val="center"/>
     </w:pPr>
   </w:style>
-  <w:style w:type="paragraph" w:styleId="Date">
+  <w:style w:styleId="Date" w:type="paragraph">
     <w:name w:val="Date"/>
     <w:next w:val="BodyText"/>
     <w:qFormat/>
@@ -2156,7 +2873,26 @@
       <w:jc w:val="center"/>
     </w:pPr>
   </w:style>
-  <w:style w:type="paragraph" w:customStyle="1" w:styleId="Abstract">
+  <w:style w:customStyle="1" w:styleId="AbstractTitle" w:type="paragraph">
+    <w:name w:val="Abstract Title"/>
+    <w:basedOn w:val="Normal"/>
+    <w:next w:val="Abstract"/>
+    <w:qFormat/>
+    <w:pPr>
+      <w:keepNext/>
+      <w:keepLines/>
+      <w:jc w:val="center"/>
+      <w:spacing w:after="0" w:before="300"/>
+    </w:pPr>
+    <w:rPr>
+      <w:sz w:val="20"/>
+      <w:szCs w:val="20"/>
+      <w:b/>
+      <w:color w:val="345A8A"/>
+      &gt;
+    </w:rPr>
+  </w:style>
+  <w:style w:customStyle="1" w:styleId="Abstract" w:type="paragraph">
     <w:name w:val="Abstract"/>
     <w:basedOn w:val="Normal"/>
     <w:next w:val="BodyText"/>
@@ -2164,14 +2900,14 @@
     <w:pPr>
       <w:keepNext/>
       <w:keepLines/>
-      <w:spacing w:before="300" w:after="300"/>
+      <w:spacing w:after="300" w:before="100"/>
     </w:pPr>
     <w:rPr>
       <w:sz w:val="20"/>
       <w:szCs w:val="20"/>
     </w:rPr>
   </w:style>
-  <w:style w:type="paragraph" w:styleId="Bibliography">
+  <w:style w:styleId="Bibliography" w:type="paragraph">
     <w:name w:val="Bibliography"/>
     <w:basedOn w:val="Normal"/>
     <w:next w:val="Bibliography"/>
@@ -2179,7 +2915,7 @@
     <w:pPr/>
     <w:rPr/>
   </w:style>
-  <w:style w:type="paragraph" w:styleId="Heading1">
+  <w:style w:styleId="Heading1" w:type="paragraph">
     <w:name w:val="Heading 1"/>
     <w:basedOn w:val="Normal"/>
     <w:next w:val="BodyText"/>
@@ -2188,19 +2924,19 @@
     <w:pPr>
       <w:keepNext/>
       <w:keepLines/>
-      <w:spacing w:before="480" w:after="0"/>
+      <w:spacing w:after="0" w:before="480"/>
       <w:outlineLvl w:val="0"/>
     </w:pPr>
     <w:rPr>
-      <w:rFonts w:asciiTheme="majorHAnsi" w:eastAsiaTheme="majorEastAsia" w:hAnsiTheme="majorHAnsi" w:cstheme="majorBidi"/>
+      <w:rFonts w:asciiTheme="majorHAnsi" w:cstheme="majorBidi" w:eastAsiaTheme="majorEastAsia" w:hAnsiTheme="majorHAnsi"/>
       <w:b/>
       <w:bCs/>
-      <w:color w:val="4F81BD" w:themeColor="accent1"/>
+      <w:color w:themeColor="accent1" w:val="4F81BD"/>
       <w:sz w:val="32"/>
       <w:szCs w:val="32"/>
     </w:rPr>
   </w:style>
-  <w:style w:type="paragraph" w:styleId="Heading2">
+  <w:style w:styleId="Heading2" w:type="paragraph">
     <w:name w:val="Heading 2"/>
     <w:basedOn w:val="Normal"/>
     <w:next w:val="BodyText"/>
@@ -2210,19 +2946,19 @@
     <w:pPr>
       <w:keepNext/>
       <w:keepLines/>
-      <w:spacing w:before="200" w:after="0"/>
+      <w:spacing w:after="0" w:before="200"/>
       <w:outlineLvl w:val="1"/>
     </w:pPr>
     <w:rPr>
-      <w:rFonts w:asciiTheme="majorHAnsi" w:eastAsiaTheme="majorEastAsia" w:hAnsiTheme="majorHAnsi" w:cstheme="majorBidi"/>
+      <w:rFonts w:asciiTheme="majorHAnsi" w:cstheme="majorBidi" w:eastAsiaTheme="majorEastAsia" w:hAnsiTheme="majorHAnsi"/>
       <w:b/>
       <w:bCs/>
-      <w:color w:val="4F81BD" w:themeColor="accent1"/>
+      <w:color w:themeColor="accent1" w:val="4F81BD"/>
       <w:sz w:val="28"/>
       <w:szCs w:val="28"/>
     </w:rPr>
   </w:style>
-  <w:style w:type="paragraph" w:styleId="Heading3">
+  <w:style w:styleId="Heading3" w:type="paragraph">
     <w:name w:val="Heading 3"/>
     <w:basedOn w:val="Normal"/>
     <w:next w:val="BodyText"/>
@@ -2232,19 +2968,19 @@
     <w:pPr>
       <w:keepNext/>
       <w:keepLines/>
-      <w:spacing w:before="200" w:after="0"/>
+      <w:spacing w:after="0" w:before="200"/>
       <w:outlineLvl w:val="2"/>
     </w:pPr>
     <w:rPr>
-      <w:rFonts w:asciiTheme="majorHAnsi" w:eastAsiaTheme="majorEastAsia" w:hAnsiTheme="majorHAnsi" w:cstheme="majorBidi"/>
+      <w:rFonts w:asciiTheme="majorHAnsi" w:cstheme="majorBidi" w:eastAsiaTheme="majorEastAsia" w:hAnsiTheme="majorHAnsi"/>
       <w:b/>
       <w:bCs/>
-      <w:color w:val="4F81BD" w:themeColor="accent1"/>
+      <w:color w:themeColor="accent1" w:val="4F81BD"/>
       <w:sz w:val="24"/>
       <w:szCs w:val="24"/>
     </w:rPr>
   </w:style>
-  <w:style w:type="paragraph" w:styleId="Heading4">
+  <w:style w:styleId="Heading4" w:type="paragraph">
     <w:name w:val="Heading 4"/>
     <w:basedOn w:val="Normal"/>
     <w:next w:val="BodyText"/>
@@ -2254,19 +2990,19 @@
     <w:pPr>
       <w:keepNext/>
       <w:keepLines/>
-      <w:spacing w:before="200" w:after="0"/>
+      <w:spacing w:after="0" w:before="200"/>
       <w:outlineLvl w:val="3"/>
     </w:pPr>
     <w:rPr>
-      <w:rFonts w:asciiTheme="majorHAnsi" w:eastAsiaTheme="majorEastAsia" w:hAnsiTheme="majorHAnsi" w:cstheme="majorBidi"/>
+      <w:rFonts w:asciiTheme="majorHAnsi" w:cstheme="majorBidi" w:eastAsiaTheme="majorEastAsia" w:hAnsiTheme="majorHAnsi"/>
       <w:i/>
       <w:bCs/>
-      <w:color w:val="4F81BD" w:themeColor="accent1"/>
+      <w:color w:themeColor="accent1" w:val="4F81BD"/>
       <w:sz w:val="24"/>
       <w:szCs w:val="24"/>
     </w:rPr>
   </w:style>
-  <w:style w:type="paragraph" w:styleId="Heading5">
+  <w:style w:styleId="Heading5" w:type="paragraph">
     <w:name w:val="Heading 5"/>
     <w:basedOn w:val="Normal"/>
     <w:next w:val="BodyText"/>
@@ -2276,18 +3012,18 @@
     <w:pPr>
       <w:keepNext/>
       <w:keepLines/>
-      <w:spacing w:before="200" w:after="0"/>
+      <w:spacing w:after="0" w:before="200"/>
       <w:outlineLvl w:val="4"/>
     </w:pPr>
     <w:rPr>
-      <w:rFonts w:asciiTheme="majorHAnsi" w:eastAsiaTheme="majorEastAsia" w:hAnsiTheme="majorHAnsi" w:cstheme="majorBidi"/>
+      <w:rFonts w:asciiTheme="majorHAnsi" w:cstheme="majorBidi" w:eastAsiaTheme="majorEastAsia" w:hAnsiTheme="majorHAnsi"/>
       <w:iCs/>
-      <w:color w:val="4F81BD" w:themeColor="accent1"/>
+      <w:color w:themeColor="accent1" w:val="4F81BD"/>
       <w:sz w:val="24"/>
       <w:szCs w:val="24"/>
     </w:rPr>
   </w:style>
-  <w:style w:type="paragraph" w:styleId="Heading6">
+  <w:style w:styleId="Heading6" w:type="paragraph">
     <w:name w:val="Heading 6"/>
     <w:basedOn w:val="Normal"/>
     <w:next w:val="BodyText"/>
@@ -2297,17 +3033,17 @@
     <w:pPr>
       <w:keepNext/>
       <w:keepLines/>
-      <w:spacing w:before="200" w:after="0"/>
+      <w:spacing w:after="0" w:before="200"/>
       <w:outlineLvl w:val="5"/>
     </w:pPr>
     <w:rPr>
-      <w:rFonts w:asciiTheme="majorHAnsi" w:eastAsiaTheme="majorEastAsia" w:hAnsiTheme="majorHAnsi" w:cstheme="majorBidi"/>
-      <w:color w:val="4F81BD" w:themeColor="accent1"/>
+      <w:rFonts w:asciiTheme="majorHAnsi" w:cstheme="majorBidi" w:eastAsiaTheme="majorEastAsia" w:hAnsiTheme="majorHAnsi"/>
+      <w:color w:themeColor="accent1" w:val="4F81BD"/>
       <w:sz w:val="24"/>
       <w:szCs w:val="24"/>
     </w:rPr>
   </w:style>
-  <w:style w:type="paragraph" w:styleId="Heading7">
+  <w:style w:styleId="Heading7" w:type="paragraph">
     <w:name w:val="Heading 7"/>
     <w:basedOn w:val="Normal"/>
     <w:next w:val="BodyText"/>
@@ -2317,17 +3053,17 @@
     <w:pPr>
       <w:keepNext/>
       <w:keepLines/>
-      <w:spacing w:before="200" w:after="0"/>
+      <w:spacing w:after="0" w:before="200"/>
       <w:outlineLvl w:val="6"/>
     </w:pPr>
     <w:rPr>
-      <w:rFonts w:asciiTheme="majorHAnsi" w:eastAsiaTheme="majorEastAsia" w:hAnsiTheme="majorHAnsi" w:cstheme="majorBidi"/>
-      <w:color w:val="4F81BD" w:themeColor="accent1"/>
+      <w:rFonts w:asciiTheme="majorHAnsi" w:cstheme="majorBidi" w:eastAsiaTheme="majorEastAsia" w:hAnsiTheme="majorHAnsi"/>
+      <w:color w:themeColor="accent1" w:val="4F81BD"/>
       <w:sz w:val="24"/>
       <w:szCs w:val="24"/>
     </w:rPr>
   </w:style>
-  <w:style w:type="paragraph" w:styleId="Heading8">
+  <w:style w:styleId="Heading8" w:type="paragraph">
     <w:name w:val="Heading 8"/>
     <w:basedOn w:val="Normal"/>
     <w:next w:val="BodyText"/>
@@ -2337,17 +3073,17 @@
     <w:pPr>
       <w:keepNext/>
       <w:keepLines/>
-      <w:spacing w:before="200" w:after="0"/>
+      <w:spacing w:after="0" w:before="200"/>
       <w:outlineLvl w:val="7"/>
     </w:pPr>
     <w:rPr>
-      <w:rFonts w:asciiTheme="majorHAnsi" w:eastAsiaTheme="majorEastAsia" w:hAnsiTheme="majorHAnsi" w:cstheme="majorBidi"/>
-      <w:color w:val="4F81BD" w:themeColor="accent1"/>
+      <w:rFonts w:asciiTheme="majorHAnsi" w:cstheme="majorBidi" w:eastAsiaTheme="majorEastAsia" w:hAnsiTheme="majorHAnsi"/>
+      <w:color w:themeColor="accent1" w:val="4F81BD"/>
       <w:sz w:val="24"/>
       <w:szCs w:val="24"/>
     </w:rPr>
   </w:style>
-  <w:style w:type="paragraph" w:styleId="Heading9">
+  <w:style w:styleId="Heading9" w:type="paragraph">
     <w:name w:val="Heading 9"/>
     <w:basedOn w:val="Normal"/>
     <w:next w:val="BodyText"/>
@@ -2357,17 +3093,17 @@
     <w:pPr>
       <w:keepNext/>
       <w:keepLines/>
-      <w:spacing w:before="200" w:after="0"/>
+      <w:spacing w:after="0" w:before="200"/>
       <w:outlineLvl w:val="8"/>
     </w:pPr>
     <w:rPr>
-      <w:rFonts w:asciiTheme="majorHAnsi" w:eastAsiaTheme="majorEastAsia" w:hAnsiTheme="majorHAnsi" w:cstheme="majorBidi"/>
-      <w:color w:val="4F81BD" w:themeColor="accent1"/>
+      <w:rFonts w:asciiTheme="majorHAnsi" w:cstheme="majorBidi" w:eastAsiaTheme="majorEastAsia" w:hAnsiTheme="majorHAnsi"/>
+      <w:color w:themeColor="accent1" w:val="4F81BD"/>
       <w:sz w:val="24"/>
       <w:szCs w:val="24"/>
     </w:rPr>
   </w:style>
-  <w:style w:type="paragraph" w:styleId="BlockText">
+  <w:style w:styleId="BlockText" w:type="paragraph">
     <w:name w:val="Block Text"/>
     <w:basedOn w:val="BodyText"/>
     <w:next w:val="BodyText"/>
@@ -2375,11 +3111,11 @@
     <w:unhideWhenUsed/>
     <w:qFormat/>
     <w:pPr>
-      <w:spacing w:before="100" w:after="100"/>
+      <w:spacing w:after="100" w:before="100"/>
       <w:ind w:firstLine="0" w:left="480" w:right="480"/>
     </w:pPr>
   </w:style>
-  <w:style w:type="paragraph" w:styleId="FootnoteText">
+  <w:style w:styleId="FootnoteText" w:type="paragraph">
     <w:name w:val="Footnote Text"/>
     <w:basedOn w:val="Normal"/>
     <w:next w:val="FootnoteText"/>
@@ -2387,28 +3123,43 @@
     <w:unhideWhenUsed/>
     <w:qFormat/>
   </w:style>
-  <w:style w:type="character" w:default="1" w:styleId="DefaultParagraphFont">
+  <w:style w:default="1" w:styleId="DefaultParagraphFont" w:type="character">
     <w:name w:val="Default Paragraph Font"/>
     <w:semiHidden/>
     <w:unhideWhenUsed/>
   </w:style>
-  <w:style w:type="table" w:default="1" w:styleId="Table">
+  <w:style w:default="1" w:styleId="Table" w:type="table">
     <w:name w:val="Table"/>
     <w:basedOn w:val="TableNormal"/>
     <w:semiHidden/>
     <w:unhideWhenUsed/>
     <w:qFormat/>
     <w:tblPr>
-      <w:tblInd w:w="0" w:type="dxa"/>
+      <w:tblInd w:type="dxa" w:w="0"/>
       <w:tblCellMar>
-        <w:top w:w="0" w:type="dxa"/>
-        <w:left w:w="108" w:type="dxa"/>
-        <w:bottom w:w="0" w:type="dxa"/>
-        <w:right w:w="108" w:type="dxa"/>
+        <w:top w:type="dxa" w:w="0"/>
+        <w:left w:type="dxa" w:w="108"/>
+        <w:bottom w:type="dxa" w:w="0"/>
+        <w:right w:type="dxa" w:w="108"/>
       </w:tblCellMar>
     </w:tblPr>
-  </w:style>
-  <w:style w:type="paragraph" w:customStyle="1" w:styleId="DefinitionTerm">
+    <w:tblStylePr w:type="firstRow">
+      <w:tblPr>
+        <w:jc w:val="left"/>
+        <w:tblInd w:type="dxa" w:w="0"/>
+      </w:tblPr>
+      <w:trPr>
+        <w:jc w:val="left"/>
+      </w:trPr>
+      <w:tcPr>
+        <w:vAlign w:val="bottom"/>
+        <w:tcBorders>
+          <w:bottom w:val="single"/>
+        </w:tcBorders>
+      </w:tcPr>
+    </w:tblStylePr>
+  </w:style>
+  <w:style w:customStyle="1" w:styleId="DefinitionTerm" w:type="paragraph">
     <w:name w:val="Definition Term"/>
     <w:basedOn w:val="Normal"/>
     <w:next w:val="Definition"/>
@@ -2421,49 +3172,49 @@
       <w:b/>
     </w:rPr>
   </w:style>
-  <w:style w:type="paragraph" w:customStyle="1" w:styleId="Definition">
+  <w:style w:customStyle="1" w:styleId="Definition" w:type="paragraph">
     <w:name w:val="Definition"/>
     <w:basedOn w:val="Normal"/>
   </w:style>
-  <w:style w:type="paragraph" w:styleId="Caption">
+  <w:style w:styleId="Caption" w:type="paragraph">
     <w:name w:val="Caption"/>
     <w:basedOn w:val="Normal"/>
     <w:link w:val="BodyTextChar"/>
     <w:pPr>
-      <w:spacing w:before="0" w:after="120"/>
+      <w:spacing w:after="120" w:before="0"/>
     </w:pPr>
     <w:rPr>
       <w:i/>
     </w:rPr>
   </w:style>
-  <w:style w:type="paragraph" w:customStyle="1" w:styleId="TableCaption">
+  <w:style w:customStyle="1" w:styleId="TableCaption" w:type="paragraph">
     <w:name w:val="Table Caption"/>
     <w:basedOn w:val="Caption"/>
     <w:pPr>
       <w:keepNext/>
     </w:pPr>
   </w:style>
-  <w:style w:type="paragraph" w:customStyle="1" w:styleId="ImageCaption">
+  <w:style w:customStyle="1" w:styleId="ImageCaption" w:type="paragraph">
     <w:name w:val="Image Caption"/>
     <w:basedOn w:val="Caption"/>
   </w:style>
-  <w:style w:type="paragraph" w:customStyle="1" w:styleId="Figure">
+  <w:style w:customStyle="1" w:styleId="Figure" w:type="paragraph">
     <w:name w:val="Figure"/>
     <w:basedOn w:val="Normal"/>
   </w:style>
-  <w:style w:type="paragraph" w:customStyle="1" w:styleId="CaptionedFigure">
+  <w:style w:customStyle="1" w:styleId="CaptionedFigure" w:type="paragraph">
     <w:name w:val="Captioned Figure"/>
     <w:basedOn w:val="Figure"/>
     <w:pPr>
       <w:keepNext/>
     </w:pPr>
   </w:style>
-  <w:style w:type="character" w:customStyle="1" w:styleId="BodyTextChar">
+  <w:style w:customStyle="1" w:styleId="BodyTextChar" w:type="character">
     <w:name w:val="Body Text Char"/>
     <w:basedOn w:val="DefaultParagraphFont"/>
     <w:link w:val="BodyText"/>
   </w:style>
-  <w:style w:type="character" w:customStyle="1" w:styleId="VerbatimChar">
+  <w:style w:customStyle="1" w:styleId="VerbatimChar" w:type="character">
     <w:name w:val="Verbatim Char"/>
     <w:basedOn w:val="BodyTextChar"/>
     <w:rPr>
@@ -2471,21 +3222,25 @@
       <w:sz w:val="22"/>
     </w:rPr>
   </w:style>
-  <w:style w:type="character" w:styleId="FootnoteReference">
+  <w:style w:customStyle="1" w:styleId="SectionNumber" w:type="character">
+    <w:name w:val="Section Number"/>
+    <w:basedOn w:val="BodyTextChar"/>
+  </w:style>
+  <w:style w:styleId="FootnoteReference" w:type="character">
     <w:name w:val="Footnote Reference"/>
     <w:basedOn w:val="BodyTextChar"/>
     <w:rPr>
       <w:vertAlign w:val="superscript"/>
     </w:rPr>
   </w:style>
-  <w:style w:type="character" w:styleId="Hyperlink">
+  <w:style w:styleId="Hyperlink" w:type="character">
     <w:name w:val="Hyperlink"/>
     <w:basedOn w:val="BodyTextChar"/>
     <w:rPr>
-      <w:color w:val="4F81BD" w:themeColor="accent1"/>
-    </w:rPr>
-  </w:style>
-  <w:style w:type="paragraph" w:styleId="TOCHeading">
+      <w:color w:themeColor="accent1" w:val="4F81BD"/>
+    </w:rPr>
+  </w:style>
+  <w:style w:styleId="TOCHeading" w:type="paragraph">
     <w:name w:val="TOC Heading"/>
     <w:basedOn w:val="Heading1"/>
     <w:next w:val="BodyText"/>
@@ -2497,10 +3252,10 @@
       <w:outlineLvl w:val="9"/>
     </w:pPr>
     <w:rPr>
-      <w:rFonts w:asciiTheme="majorHAnsi" w:eastAsiaTheme="majorEastAsia" w:hAnsiTheme="majorHAnsi" w:cstheme="majorBidi"/>
+      <w:rFonts w:asciiTheme="majorHAnsi" w:cstheme="majorBidi" w:eastAsiaTheme="majorEastAsia" w:hAnsiTheme="majorHAnsi"/>
       <w:b w:val="0"/>
       <w:bCs w:val="0"/>
-      <w:color w:val="365F91" w:themeColor="accent1" w:themeShade="BF"/>
+      <w:color w:themeColor="accent1" w:themeShade="BF" w:val="365F91"/>
     </w:rPr>
   </w:style>
   <w:style w:type="paragraph" w:customStyle="1" w:styleId="SourceCode">
@@ -2592,7 +3347,10 @@
   <w:style w:type="character" w:customStyle="1" w:styleId="ImportTok">
     <w:name w:val="ImportTok"/>
     <w:basedOn w:val="VerbatimChar"/>
-    <w:rPr/>
+    <w:rPr>
+      <w:color w:val="008000"/>
+      <w:b/>
+    </w:rPr>
   </w:style>
   <w:style w:type="character" w:customStyle="1" w:styleId="CommentTok">
     <w:name w:val="CommentTok"/>
@@ -2667,7 +3425,9 @@
   <w:style w:type="character" w:customStyle="1" w:styleId="BuiltInTok">
     <w:name w:val="BuiltInTok"/>
     <w:basedOn w:val="VerbatimChar"/>
-    <w:rPr/>
+    <w:rPr>
+      <w:color w:val="008000"/>
+    </w:rPr>
   </w:style>
   <w:style w:type="character" w:customStyle="1" w:styleId="ExtensionTok">
     <w:name w:val="ExtensionTok"/>
